--- a/templates/verifica_idoneita_pos.docx
+++ b/templates/verifica_idoneita_pos.docx
@@ -1783,17 +1783,7 @@
           <w:szCs w:val="20"/>
           <w:shd w:fill="FFFFFF" w:val="clear"/>
         </w:rPr>
-        <w:t>{</w:t>
-      </w:r>
-      <w:r>
-        <w:rPr>
-          <w:rFonts w:cs="Open Sans Light" w:ascii="Open Sans Light" w:hAnsi="Open Sans Light"/>
-          <w:b w:val="false"/>
-          <w:bCs w:val="false"/>
-          <w:sz w:val="20"/>
-          <w:szCs w:val="20"/>
-        </w:rPr>
-        <w:t>esito_idoneo}</w:t>
+        <w:t xml:space="preserve">{esito_idoneo}</w:t>
       </w:r>
       <w:r>
         <w:rPr>

--- a/templates/verifica_idoneita_pos.docx
+++ b/templates/verifica_idoneita_pos.docx
@@ -45,7 +45,7 @@
     <w:tbl>
       <w:tblPr>
         <w:tblpPr w:vertAnchor="text" w:horzAnchor="page" w:tblpXSpec="center" w:leftFromText="141" w:rightFromText="141" w:tblpY="449"/>
-        <w:tblW w:w="5200" w:type="pct"/>
+        <w:tblW w:w="10481" w:type="dxa"/>
         <w:jc w:val="left"/>
         <w:tblInd w:w="108" w:type="dxa"/>
         <w:tblLayout w:type="fixed"/>
@@ -57,11 +57,11 @@
         </w:tblCellMar>
       </w:tblPr>
       <w:tblGrid>
-        <w:gridCol w:w="2059"/>
-        <w:gridCol w:w="2511"/>
-        <w:gridCol w:w="2684"/>
-        <w:gridCol w:w="1821"/>
-        <w:gridCol w:w="1810"/>
+        <w:gridCol w:w="1994"/>
+        <w:gridCol w:w="2086"/>
+        <w:gridCol w:w="2265"/>
+        <w:gridCol w:w="2100"/>
+        <w:gridCol w:w="2036"/>
       </w:tblGrid>
       <w:tr>
         <w:trPr>
@@ -69,7 +69,7 @@
         </w:trPr>
         <w:tc>
           <w:tcPr>
-            <w:tcW w:w="2059" w:type="dxa"/>
+            <w:tcW w:w="1994" w:type="dxa"/>
             <w:tcBorders>
               <w:top w:val="single" w:sz="4" w:space="0" w:color="000000"/>
               <w:left w:val="single" w:sz="4" w:space="0" w:color="000000"/>
@@ -104,7 +104,7 @@
         </w:tc>
         <w:tc>
           <w:tcPr>
-            <w:tcW w:w="2511" w:type="dxa"/>
+            <w:tcW w:w="2086" w:type="dxa"/>
             <w:tcBorders>
               <w:top w:val="single" w:sz="4" w:space="0" w:color="000000"/>
               <w:left w:val="single" w:sz="4" w:space="0" w:color="000000"/>
@@ -159,7 +159,7 @@
         </w:tc>
         <w:tc>
           <w:tcPr>
-            <w:tcW w:w="2684" w:type="dxa"/>
+            <w:tcW w:w="2265" w:type="dxa"/>
             <w:tcBorders>
               <w:top w:val="single" w:sz="4" w:space="0" w:color="000000"/>
               <w:left w:val="single" w:sz="4" w:space="0" w:color="000000"/>
@@ -227,7 +227,7 @@
         </w:tc>
         <w:tc>
           <w:tcPr>
-            <w:tcW w:w="1821" w:type="dxa"/>
+            <w:tcW w:w="2100" w:type="dxa"/>
             <w:tcBorders>
               <w:top w:val="single" w:sz="4" w:space="0" w:color="000000"/>
               <w:left w:val="single" w:sz="4" w:space="0" w:color="000000"/>
@@ -295,7 +295,7 @@
         </w:tc>
         <w:tc>
           <w:tcPr>
-            <w:tcW w:w="1810" w:type="dxa"/>
+            <w:tcW w:w="2036" w:type="dxa"/>
             <w:tcBorders>
               <w:top w:val="single" w:sz="4" w:space="0" w:color="000000"/>
               <w:left w:val="single" w:sz="4" w:space="0" w:color="000000"/>
@@ -394,8 +394,8 @@
         <w:gridCol w:w="659"/>
         <w:gridCol w:w="1946"/>
         <w:gridCol w:w="2607"/>
-        <w:gridCol w:w="1069"/>
-        <w:gridCol w:w="1534"/>
+        <w:gridCol w:w="1068"/>
+        <w:gridCol w:w="1535"/>
         <w:gridCol w:w="168"/>
         <w:gridCol w:w="1021"/>
         <w:gridCol w:w="1481"/>
@@ -1050,7 +1050,7 @@
         <w:trPr/>
         <w:tc>
           <w:tcPr>
-            <w:tcW w:w="6281" w:type="dxa"/>
+            <w:tcW w:w="6280" w:type="dxa"/>
             <w:gridSpan w:val="4"/>
             <w:tcBorders/>
           </w:tcPr>
@@ -1074,7 +1074,7 @@
         </w:tc>
         <w:tc>
           <w:tcPr>
-            <w:tcW w:w="4204" w:type="dxa"/>
+            <w:tcW w:w="4205" w:type="dxa"/>
             <w:gridSpan w:val="4"/>
             <w:tcBorders/>
           </w:tcPr>
@@ -1159,7 +1159,7 @@
         <w:trPr/>
         <w:tc>
           <w:tcPr>
-            <w:tcW w:w="6281" w:type="dxa"/>
+            <w:tcW w:w="6280" w:type="dxa"/>
             <w:gridSpan w:val="4"/>
             <w:tcBorders/>
           </w:tcPr>
@@ -1183,7 +1183,7 @@
         </w:tc>
         <w:tc>
           <w:tcPr>
-            <w:tcW w:w="4204" w:type="dxa"/>
+            <w:tcW w:w="4205" w:type="dxa"/>
             <w:gridSpan w:val="4"/>
             <w:tcBorders/>
           </w:tcPr>
@@ -1783,7 +1783,17 @@
           <w:szCs w:val="20"/>
           <w:shd w:fill="FFFFFF" w:val="clear"/>
         </w:rPr>
-        <w:t xml:space="preserve">{esito_idoneo}</w:t>
+        <w:t>{</w:t>
+      </w:r>
+      <w:r>
+        <w:rPr>
+          <w:rFonts w:cs="Open Sans Light" w:ascii="Open Sans Light" w:hAnsi="Open Sans Light"/>
+          <w:b w:val="false"/>
+          <w:bCs w:val="false"/>
+          <w:sz w:val="20"/>
+          <w:szCs w:val="20"/>
+        </w:rPr>
+        <w:t>esito_idoneo}</w:t>
       </w:r>
       <w:r>
         <w:rPr>
@@ -2859,15 +2869,15 @@
       </w:tblCellMar>
     </w:tblPr>
     <w:tblGrid>
-      <w:gridCol w:w="1976"/>
+      <w:gridCol w:w="1974"/>
       <w:gridCol w:w="6379"/>
-      <w:gridCol w:w="2104"/>
+      <w:gridCol w:w="2106"/>
     </w:tblGrid>
     <w:tr>
       <w:trPr/>
       <w:tc>
         <w:tcPr>
-          <w:tcW w:w="1976" w:type="dxa"/>
+          <w:tcW w:w="1974" w:type="dxa"/>
           <w:vMerge w:val="restart"/>
           <w:tcBorders>
             <w:top w:val="single" w:sz="4" w:space="0" w:color="000000"/>
@@ -2907,7 +2917,7 @@
       </w:tc>
       <w:tc>
         <w:tcPr>
-          <w:tcW w:w="8483" w:type="dxa"/>
+          <w:tcW w:w="8485" w:type="dxa"/>
           <w:gridSpan w:val="2"/>
           <w:tcBorders>
             <w:top w:val="single" w:sz="4" w:space="0" w:color="000000"/>
@@ -2955,7 +2965,7 @@
       </w:trPr>
       <w:tc>
         <w:tcPr>
-          <w:tcW w:w="1976" w:type="dxa"/>
+          <w:tcW w:w="1974" w:type="dxa"/>
           <w:vMerge w:val="continue"/>
           <w:tcBorders>
             <w:top w:val="single" w:sz="4" w:space="0" w:color="000000"/>
@@ -3045,7 +3055,7 @@
       </w:tc>
       <w:tc>
         <w:tcPr>
-          <w:tcW w:w="2104" w:type="dxa"/>
+          <w:tcW w:w="2106" w:type="dxa"/>
           <w:tcBorders>
             <w:top w:val="single" w:sz="4" w:space="0" w:color="000000"/>
             <w:left w:val="single" w:sz="4" w:space="0" w:color="000000"/>
@@ -3089,7 +3099,7 @@
       </w:trPr>
       <w:tc>
         <w:tcPr>
-          <w:tcW w:w="1976" w:type="dxa"/>
+          <w:tcW w:w="1974" w:type="dxa"/>
           <w:vMerge w:val="continue"/>
           <w:tcBorders>
             <w:top w:val="single" w:sz="4" w:space="0" w:color="000000"/>
@@ -3179,7 +3189,7 @@
       </w:tc>
       <w:tc>
         <w:tcPr>
-          <w:tcW w:w="2104" w:type="dxa"/>
+          <w:tcW w:w="2106" w:type="dxa"/>
           <w:tcBorders>
             <w:top w:val="single" w:sz="4" w:space="0" w:color="000000"/>
             <w:left w:val="single" w:sz="4" w:space="0" w:color="000000"/>

--- a/templates/verifica_idoneita_pos.docx
+++ b/templates/verifica_idoneita_pos.docx
@@ -45,7 +45,7 @@
     <w:tbl>
       <w:tblPr>
         <w:tblpPr w:vertAnchor="text" w:horzAnchor="page" w:tblpXSpec="center" w:leftFromText="141" w:rightFromText="141" w:tblpY="449"/>
-        <w:tblW w:w="10481" w:type="dxa"/>
+        <w:tblW w:w="5200" w:type="pct"/>
         <w:jc w:val="left"/>
         <w:tblInd w:w="108" w:type="dxa"/>
         <w:tblLayout w:type="fixed"/>
@@ -57,11 +57,11 @@
         </w:tblCellMar>
       </w:tblPr>
       <w:tblGrid>
-        <w:gridCol w:w="1994"/>
-        <w:gridCol w:w="2086"/>
-        <w:gridCol w:w="2265"/>
-        <w:gridCol w:w="2100"/>
-        <w:gridCol w:w="2036"/>
+        <w:gridCol w:w="2059"/>
+        <w:gridCol w:w="2511"/>
+        <w:gridCol w:w="2684"/>
+        <w:gridCol w:w="1821"/>
+        <w:gridCol w:w="1810"/>
       </w:tblGrid>
       <w:tr>
         <w:trPr>
@@ -69,7 +69,7 @@
         </w:trPr>
         <w:tc>
           <w:tcPr>
-            <w:tcW w:w="1994" w:type="dxa"/>
+            <w:tcW w:w="2059" w:type="dxa"/>
             <w:tcBorders>
               <w:top w:val="single" w:sz="4" w:space="0" w:color="000000"/>
               <w:left w:val="single" w:sz="4" w:space="0" w:color="000000"/>
@@ -104,7 +104,7 @@
         </w:tc>
         <w:tc>
           <w:tcPr>
-            <w:tcW w:w="2086" w:type="dxa"/>
+            <w:tcW w:w="2511" w:type="dxa"/>
             <w:tcBorders>
               <w:top w:val="single" w:sz="4" w:space="0" w:color="000000"/>
               <w:left w:val="single" w:sz="4" w:space="0" w:color="000000"/>
@@ -159,7 +159,7 @@
         </w:tc>
         <w:tc>
           <w:tcPr>
-            <w:tcW w:w="2265" w:type="dxa"/>
+            <w:tcW w:w="2684" w:type="dxa"/>
             <w:tcBorders>
               <w:top w:val="single" w:sz="4" w:space="0" w:color="000000"/>
               <w:left w:val="single" w:sz="4" w:space="0" w:color="000000"/>
@@ -227,7 +227,7 @@
         </w:tc>
         <w:tc>
           <w:tcPr>
-            <w:tcW w:w="2100" w:type="dxa"/>
+            <w:tcW w:w="1821" w:type="dxa"/>
             <w:tcBorders>
               <w:top w:val="single" w:sz="4" w:space="0" w:color="000000"/>
               <w:left w:val="single" w:sz="4" w:space="0" w:color="000000"/>
@@ -295,7 +295,7 @@
         </w:tc>
         <w:tc>
           <w:tcPr>
-            <w:tcW w:w="2036" w:type="dxa"/>
+            <w:tcW w:w="1810" w:type="dxa"/>
             <w:tcBorders>
               <w:top w:val="single" w:sz="4" w:space="0" w:color="000000"/>
               <w:left w:val="single" w:sz="4" w:space="0" w:color="000000"/>
@@ -394,8 +394,8 @@
         <w:gridCol w:w="659"/>
         <w:gridCol w:w="1946"/>
         <w:gridCol w:w="2607"/>
-        <w:gridCol w:w="1068"/>
-        <w:gridCol w:w="1535"/>
+        <w:gridCol w:w="1069"/>
+        <w:gridCol w:w="1534"/>
         <w:gridCol w:w="168"/>
         <w:gridCol w:w="1021"/>
         <w:gridCol w:w="1481"/>
@@ -1050,7 +1050,7 @@
         <w:trPr/>
         <w:tc>
           <w:tcPr>
-            <w:tcW w:w="6280" w:type="dxa"/>
+            <w:tcW w:w="6281" w:type="dxa"/>
             <w:gridSpan w:val="4"/>
             <w:tcBorders/>
           </w:tcPr>
@@ -1074,7 +1074,7 @@
         </w:tc>
         <w:tc>
           <w:tcPr>
-            <w:tcW w:w="4205" w:type="dxa"/>
+            <w:tcW w:w="4204" w:type="dxa"/>
             <w:gridSpan w:val="4"/>
             <w:tcBorders/>
           </w:tcPr>
@@ -1159,7 +1159,7 @@
         <w:trPr/>
         <w:tc>
           <w:tcPr>
-            <w:tcW w:w="6280" w:type="dxa"/>
+            <w:tcW w:w="6281" w:type="dxa"/>
             <w:gridSpan w:val="4"/>
             <w:tcBorders/>
           </w:tcPr>
@@ -1183,7 +1183,7 @@
         </w:tc>
         <w:tc>
           <w:tcPr>
-            <w:tcW w:w="4205" w:type="dxa"/>
+            <w:tcW w:w="4204" w:type="dxa"/>
             <w:gridSpan w:val="4"/>
             <w:tcBorders/>
           </w:tcPr>
@@ -1783,17 +1783,7 @@
           <w:szCs w:val="20"/>
           <w:shd w:fill="FFFFFF" w:val="clear"/>
         </w:rPr>
-        <w:t>{</w:t>
-      </w:r>
-      <w:r>
-        <w:rPr>
-          <w:rFonts w:cs="Open Sans Light" w:ascii="Open Sans Light" w:hAnsi="Open Sans Light"/>
-          <w:b w:val="false"/>
-          <w:bCs w:val="false"/>
-          <w:sz w:val="20"/>
-          <w:szCs w:val="20"/>
-        </w:rPr>
-        <w:t>esito_idoneo}</w:t>
+        <w:t xml:space="preserve">{esito_idoneo}</w:t>
       </w:r>
       <w:r>
         <w:rPr>
@@ -2869,15 +2859,15 @@
       </w:tblCellMar>
     </w:tblPr>
     <w:tblGrid>
-      <w:gridCol w:w="1974"/>
+      <w:gridCol w:w="1976"/>
       <w:gridCol w:w="6379"/>
-      <w:gridCol w:w="2106"/>
+      <w:gridCol w:w="2104"/>
     </w:tblGrid>
     <w:tr>
       <w:trPr/>
       <w:tc>
         <w:tcPr>
-          <w:tcW w:w="1974" w:type="dxa"/>
+          <w:tcW w:w="1976" w:type="dxa"/>
           <w:vMerge w:val="restart"/>
           <w:tcBorders>
             <w:top w:val="single" w:sz="4" w:space="0" w:color="000000"/>
@@ -2917,7 +2907,7 @@
       </w:tc>
       <w:tc>
         <w:tcPr>
-          <w:tcW w:w="8485" w:type="dxa"/>
+          <w:tcW w:w="8483" w:type="dxa"/>
           <w:gridSpan w:val="2"/>
           <w:tcBorders>
             <w:top w:val="single" w:sz="4" w:space="0" w:color="000000"/>
@@ -2965,7 +2955,7 @@
       </w:trPr>
       <w:tc>
         <w:tcPr>
-          <w:tcW w:w="1974" w:type="dxa"/>
+          <w:tcW w:w="1976" w:type="dxa"/>
           <w:vMerge w:val="continue"/>
           <w:tcBorders>
             <w:top w:val="single" w:sz="4" w:space="0" w:color="000000"/>
@@ -3055,7 +3045,7 @@
       </w:tc>
       <w:tc>
         <w:tcPr>
-          <w:tcW w:w="2106" w:type="dxa"/>
+          <w:tcW w:w="2104" w:type="dxa"/>
           <w:tcBorders>
             <w:top w:val="single" w:sz="4" w:space="0" w:color="000000"/>
             <w:left w:val="single" w:sz="4" w:space="0" w:color="000000"/>
@@ -3088,7 +3078,7 @@
               <w:szCs w:val="22"/>
               <w:shd w:fill="FFFFFF" w:val="clear"/>
             </w:rPr>
-            <w:t>{codice}</w:t>
+            <w:t>{modulo_codice}</w:t>
           </w:r>
         </w:p>
       </w:tc>
@@ -3099,7 +3089,7 @@
       </w:trPr>
       <w:tc>
         <w:tcPr>
-          <w:tcW w:w="1974" w:type="dxa"/>
+          <w:tcW w:w="1976" w:type="dxa"/>
           <w:vMerge w:val="continue"/>
           <w:tcBorders>
             <w:top w:val="single" w:sz="4" w:space="0" w:color="000000"/>
@@ -3189,7 +3179,7 @@
       </w:tc>
       <w:tc>
         <w:tcPr>
-          <w:tcW w:w="2106" w:type="dxa"/>
+          <w:tcW w:w="2104" w:type="dxa"/>
           <w:tcBorders>
             <w:top w:val="single" w:sz="4" w:space="0" w:color="000000"/>
             <w:left w:val="single" w:sz="4" w:space="0" w:color="000000"/>
@@ -3222,7 +3212,7 @@
               <w:szCs w:val="22"/>
               <w:shd w:fill="FFFFFF" w:val="clear"/>
             </w:rPr>
-            <w:t>{versione e data}</w:t>
+            <w:t>{modulo_versione}</w:t>
           </w:r>
         </w:p>
       </w:tc>
@@ -3476,7 +3466,7 @@
               <w:szCs w:val="22"/>
               <w:shd w:fill="FFFFFF" w:val="clear"/>
             </w:rPr>
-            <w:t>{codice}</w:t>
+            <w:t>{modulo_codice}</w:t>
           </w:r>
         </w:p>
       </w:tc>
@@ -3610,7 +3600,7 @@
               <w:szCs w:val="22"/>
               <w:shd w:fill="FFFFFF" w:val="clear"/>
             </w:rPr>
-            <w:t>{versione e data}</w:t>
+            <w:t>{modulo_versione}</w:t>
           </w:r>
         </w:p>
       </w:tc>

--- a/templates/verifica_idoneita_pos.docx
+++ b/templates/verifica_idoneita_pos.docx
@@ -2901,7 +2901,7 @@
               <w:szCs w:val="22"/>
               <w:shd w:fill="FFFFFF" w:val="clear"/>
             </w:rPr>
-            <w:t>{LOGO}</w:t>
+            <w:t>{%logo_aziendale}</w:t>
           </w:r>
         </w:p>
       </w:tc>
@@ -3289,7 +3289,7 @@
               <w:szCs w:val="22"/>
               <w:shd w:fill="FFFFFF" w:val="clear"/>
             </w:rPr>
-            <w:t>{LOGO}</w:t>
+            <w:t>{%logo_aziendale}</w:t>
           </w:r>
         </w:p>
       </w:tc>
